--- a/docs/07-risks-and-security/Риски и безопасность GameStore.docx
+++ b/docs/07-risks-and-security/Риски и безопасность GameStore.docx
@@ -1229,6 +1229,1792 @@
         <w:t>Самым опасным является риск утечки партии цифровых ключей. Даже при низкой вероятности он одновременно приводит к прямым финансовым потерям, невозможности выполнить оплаченные заказы и снижению доверия покупателей. Массовую утечку сложнее исправить, чем единичный сбой, поэтому защита ключей должна контролироваться до запуска системы.</w:t>
       </w:r>
     </w:p>
+    <w:p>
+      <w:pPr>
+        <w:pStyle w:val="Heading1"/>
+      </w:pPr>
+      <w:r>
+        <w:t>Защищаемые данные</w:t>
+      </w:r>
+    </w:p>
+    <w:tbl>
+      <w:tblPr>
+        <w:tblW w:type="auto" w:w="0"/>
+        <w:jc w:val="center"/>
+        <w:tblLayout w:type="fixed"/>
+        <w:tblLook w:firstColumn="1" w:firstRow="1" w:lastColumn="0" w:lastRow="0" w:noHBand="0" w:noVBand="1" w:val="04A0"/>
+        <w:tblBorders>
+          <w:top w:val="single" w:sz="6" w:color="D9D9D9"/>
+          <w:left w:val="single" w:sz="6" w:color="D9D9D9"/>
+          <w:bottom w:val="single" w:sz="6" w:color="D9D9D9"/>
+          <w:right w:val="single" w:sz="6" w:color="D9D9D9"/>
+          <w:insideH w:val="single" w:sz="6" w:color="D9D9D9"/>
+          <w:insideV w:val="single" w:sz="6" w:color="D9D9D9"/>
+        </w:tblBorders>
+      </w:tblPr>
+      <w:tblGrid>
+        <w:gridCol w:w="3408"/>
+        <w:gridCol w:w="3408"/>
+        <w:gridCol w:w="3408"/>
+      </w:tblGrid>
+      <w:tr>
+        <w:trPr>
+          <w:cantSplit/>
+          <w:tblHeader w:val="true"/>
+        </w:trPr>
+        <w:tc>
+          <w:tcPr>
+            <w:tcW w:type="dxa" w:w="2304"/>
+            <w:vAlign w:val="center"/>
+            <w:tcMar>
+              <w:top w:w="65" w:type="dxa"/>
+              <w:start w:w="90" w:type="dxa"/>
+              <w:bottom w:w="65" w:type="dxa"/>
+              <w:end w:w="90" w:type="dxa"/>
+            </w:tcMar>
+            <w:shd w:fill="1F4E78"/>
+          </w:tcPr>
+          <w:p>
+            <w:pPr>
+              <w:spacing w:after="0" w:line="240" w:lineRule="auto"/>
+            </w:pPr>
+            <w:r>
+              <w:rPr>
+                <w:rFonts w:ascii="Times New Roman" w:hAnsi="Times New Roman" w:eastAsia="Times New Roman"/>
+                <w:b/>
+                <w:color w:val="FFFFFF"/>
+                <w:sz w:val="17"/>
+              </w:rPr>
+              <w:t>Группа</w:t>
+            </w:r>
+          </w:p>
+        </w:tc>
+        <w:tc>
+          <w:tcPr>
+            <w:tcW w:type="dxa" w:w="6912"/>
+            <w:vAlign w:val="center"/>
+            <w:tcMar>
+              <w:top w:w="65" w:type="dxa"/>
+              <w:start w:w="90" w:type="dxa"/>
+              <w:bottom w:w="65" w:type="dxa"/>
+              <w:end w:w="90" w:type="dxa"/>
+            </w:tcMar>
+            <w:shd w:fill="1F4E78"/>
+          </w:tcPr>
+          <w:p>
+            <w:pPr>
+              <w:spacing w:after="0" w:line="240" w:lineRule="auto"/>
+            </w:pPr>
+            <w:r>
+              <w:rPr>
+                <w:rFonts w:ascii="Times New Roman" w:hAnsi="Times New Roman" w:eastAsia="Times New Roman"/>
+                <w:b/>
+                <w:color w:val="FFFFFF"/>
+                <w:sz w:val="17"/>
+              </w:rPr>
+              <w:t>Состав</w:t>
+            </w:r>
+          </w:p>
+        </w:tc>
+        <w:tc>
+          <w:tcPr>
+            <w:tcW w:type="dxa" w:w="1440"/>
+            <w:vAlign w:val="center"/>
+            <w:tcMar>
+              <w:top w:w="65" w:type="dxa"/>
+              <w:start w:w="90" w:type="dxa"/>
+              <w:bottom w:w="65" w:type="dxa"/>
+              <w:end w:w="90" w:type="dxa"/>
+            </w:tcMar>
+            <w:shd w:fill="1F4E78"/>
+          </w:tcPr>
+          <w:p>
+            <w:pPr>
+              <w:spacing w:after="0" w:line="240" w:lineRule="auto"/>
+            </w:pPr>
+            <w:r>
+              <w:rPr>
+                <w:rFonts w:ascii="Times New Roman" w:hAnsi="Times New Roman" w:eastAsia="Times New Roman"/>
+                <w:b/>
+                <w:color w:val="FFFFFF"/>
+                <w:sz w:val="17"/>
+              </w:rPr>
+              <w:t>Критичность</w:t>
+            </w:r>
+          </w:p>
+        </w:tc>
+      </w:tr>
+      <w:tr>
+        <w:trPr>
+          <w:cantSplit/>
+        </w:trPr>
+        <w:tc>
+          <w:tcPr>
+            <w:tcW w:type="dxa" w:w="2304"/>
+            <w:vAlign w:val="center"/>
+            <w:tcMar>
+              <w:top w:w="65" w:type="dxa"/>
+              <w:start w:w="90" w:type="dxa"/>
+              <w:bottom w:w="65" w:type="dxa"/>
+              <w:end w:w="90" w:type="dxa"/>
+            </w:tcMar>
+          </w:tcPr>
+          <w:p>
+            <w:pPr>
+              <w:spacing w:after="0" w:line="240" w:lineRule="auto"/>
+            </w:pPr>
+            <w:r>
+              <w:rPr>
+                <w:rFonts w:ascii="Times New Roman" w:hAnsi="Times New Roman" w:eastAsia="Times New Roman"/>
+                <w:b w:val="0"/>
+                <w:color w:val="000000"/>
+                <w:sz w:val="17"/>
+              </w:rPr>
+              <w:t>Учетные данные</w:t>
+            </w:r>
+          </w:p>
+        </w:tc>
+        <w:tc>
+          <w:tcPr>
+            <w:tcW w:type="dxa" w:w="6912"/>
+            <w:vAlign w:val="center"/>
+            <w:tcMar>
+              <w:top w:w="65" w:type="dxa"/>
+              <w:start w:w="90" w:type="dxa"/>
+              <w:bottom w:w="65" w:type="dxa"/>
+              <w:end w:w="90" w:type="dxa"/>
+            </w:tcMar>
+          </w:tcPr>
+          <w:p>
+            <w:pPr>
+              <w:spacing w:after="0" w:line="240" w:lineRule="auto"/>
+            </w:pPr>
+            <w:r>
+              <w:rPr>
+                <w:rFonts w:ascii="Times New Roman" w:hAnsi="Times New Roman" w:eastAsia="Times New Roman"/>
+                <w:b w:val="0"/>
+                <w:color w:val="000000"/>
+                <w:sz w:val="17"/>
+              </w:rPr>
+              <w:t>Email, хеш пароля, роль и история входов</w:t>
+            </w:r>
+          </w:p>
+        </w:tc>
+        <w:tc>
+          <w:tcPr>
+            <w:tcW w:type="dxa" w:w="1440"/>
+            <w:vAlign w:val="center"/>
+            <w:tcMar>
+              <w:top w:w="65" w:type="dxa"/>
+              <w:start w:w="90" w:type="dxa"/>
+              <w:bottom w:w="65" w:type="dxa"/>
+              <w:end w:w="90" w:type="dxa"/>
+            </w:tcMar>
+          </w:tcPr>
+          <w:p>
+            <w:pPr>
+              <w:spacing w:after="0" w:line="240" w:lineRule="auto"/>
+            </w:pPr>
+            <w:r>
+              <w:rPr>
+                <w:rFonts w:ascii="Times New Roman" w:hAnsi="Times New Roman" w:eastAsia="Times New Roman"/>
+                <w:b w:val="0"/>
+                <w:color w:val="000000"/>
+                <w:sz w:val="17"/>
+              </w:rPr>
+              <w:t>Критично</w:t>
+            </w:r>
+          </w:p>
+        </w:tc>
+      </w:tr>
+      <w:tr>
+        <w:trPr>
+          <w:cantSplit/>
+        </w:trPr>
+        <w:tc>
+          <w:tcPr>
+            <w:tcW w:type="dxa" w:w="2304"/>
+            <w:vAlign w:val="center"/>
+            <w:tcMar>
+              <w:top w:w="65" w:type="dxa"/>
+              <w:start w:w="90" w:type="dxa"/>
+              <w:bottom w:w="65" w:type="dxa"/>
+              <w:end w:w="90" w:type="dxa"/>
+            </w:tcMar>
+            <w:shd w:fill="EAF2F8"/>
+          </w:tcPr>
+          <w:p>
+            <w:pPr>
+              <w:spacing w:after="0" w:line="240" w:lineRule="auto"/>
+            </w:pPr>
+            <w:r>
+              <w:rPr>
+                <w:rFonts w:ascii="Times New Roman" w:hAnsi="Times New Roman" w:eastAsia="Times New Roman"/>
+                <w:b w:val="0"/>
+                <w:color w:val="000000"/>
+                <w:sz w:val="17"/>
+              </w:rPr>
+              <w:t>Персональные данные</w:t>
+            </w:r>
+          </w:p>
+        </w:tc>
+        <w:tc>
+          <w:tcPr>
+            <w:tcW w:type="dxa" w:w="6912"/>
+            <w:vAlign w:val="center"/>
+            <w:tcMar>
+              <w:top w:w="65" w:type="dxa"/>
+              <w:start w:w="90" w:type="dxa"/>
+              <w:bottom w:w="65" w:type="dxa"/>
+              <w:end w:w="90" w:type="dxa"/>
+            </w:tcMar>
+            <w:shd w:fill="EAF2F8"/>
+          </w:tcPr>
+          <w:p>
+            <w:pPr>
+              <w:spacing w:after="0" w:line="240" w:lineRule="auto"/>
+            </w:pPr>
+            <w:r>
+              <w:rPr>
+                <w:rFonts w:ascii="Times New Roman" w:hAnsi="Times New Roman" w:eastAsia="Times New Roman"/>
+                <w:b w:val="0"/>
+                <w:color w:val="000000"/>
+                <w:sz w:val="17"/>
+              </w:rPr>
+              <w:t>Email покупателя и обращения в поддержку</w:t>
+            </w:r>
+          </w:p>
+        </w:tc>
+        <w:tc>
+          <w:tcPr>
+            <w:tcW w:type="dxa" w:w="1440"/>
+            <w:vAlign w:val="center"/>
+            <w:tcMar>
+              <w:top w:w="65" w:type="dxa"/>
+              <w:start w:w="90" w:type="dxa"/>
+              <w:bottom w:w="65" w:type="dxa"/>
+              <w:end w:w="90" w:type="dxa"/>
+            </w:tcMar>
+            <w:shd w:fill="EAF2F8"/>
+          </w:tcPr>
+          <w:p>
+            <w:pPr>
+              <w:spacing w:after="0" w:line="240" w:lineRule="auto"/>
+            </w:pPr>
+            <w:r>
+              <w:rPr>
+                <w:rFonts w:ascii="Times New Roman" w:hAnsi="Times New Roman" w:eastAsia="Times New Roman"/>
+                <w:b w:val="0"/>
+                <w:color w:val="000000"/>
+                <w:sz w:val="17"/>
+              </w:rPr>
+              <w:t>Высоко</w:t>
+            </w:r>
+          </w:p>
+        </w:tc>
+      </w:tr>
+      <w:tr>
+        <w:trPr>
+          <w:cantSplit/>
+        </w:trPr>
+        <w:tc>
+          <w:tcPr>
+            <w:tcW w:type="dxa" w:w="2304"/>
+            <w:vAlign w:val="center"/>
+            <w:tcMar>
+              <w:top w:w="65" w:type="dxa"/>
+              <w:start w:w="90" w:type="dxa"/>
+              <w:bottom w:w="65" w:type="dxa"/>
+              <w:end w:w="90" w:type="dxa"/>
+            </w:tcMar>
+          </w:tcPr>
+          <w:p>
+            <w:pPr>
+              <w:spacing w:after="0" w:line="240" w:lineRule="auto"/>
+            </w:pPr>
+            <w:r>
+              <w:rPr>
+                <w:rFonts w:ascii="Times New Roman" w:hAnsi="Times New Roman" w:eastAsia="Times New Roman"/>
+                <w:b w:val="0"/>
+                <w:color w:val="000000"/>
+                <w:sz w:val="17"/>
+              </w:rPr>
+              <w:t>Заказы и платежи</w:t>
+            </w:r>
+          </w:p>
+        </w:tc>
+        <w:tc>
+          <w:tcPr>
+            <w:tcW w:type="dxa" w:w="6912"/>
+            <w:vAlign w:val="center"/>
+            <w:tcMar>
+              <w:top w:w="65" w:type="dxa"/>
+              <w:start w:w="90" w:type="dxa"/>
+              <w:bottom w:w="65" w:type="dxa"/>
+              <w:end w:w="90" w:type="dxa"/>
+            </w:tcMar>
+          </w:tcPr>
+          <w:p>
+            <w:pPr>
+              <w:spacing w:after="0" w:line="240" w:lineRule="auto"/>
+            </w:pPr>
+            <w:r>
+              <w:rPr>
+                <w:rFonts w:ascii="Times New Roman" w:hAnsi="Times New Roman" w:eastAsia="Times New Roman"/>
+                <w:b w:val="0"/>
+                <w:color w:val="000000"/>
+                <w:sz w:val="17"/>
+              </w:rPr>
+              <w:t>Суммы, статусы, идентификаторы заказов и операций ЮKassa</w:t>
+            </w:r>
+          </w:p>
+        </w:tc>
+        <w:tc>
+          <w:tcPr>
+            <w:tcW w:type="dxa" w:w="1440"/>
+            <w:vAlign w:val="center"/>
+            <w:tcMar>
+              <w:top w:w="65" w:type="dxa"/>
+              <w:start w:w="90" w:type="dxa"/>
+              <w:bottom w:w="65" w:type="dxa"/>
+              <w:end w:w="90" w:type="dxa"/>
+            </w:tcMar>
+          </w:tcPr>
+          <w:p>
+            <w:pPr>
+              <w:spacing w:after="0" w:line="240" w:lineRule="auto"/>
+            </w:pPr>
+            <w:r>
+              <w:rPr>
+                <w:rFonts w:ascii="Times New Roman" w:hAnsi="Times New Roman" w:eastAsia="Times New Roman"/>
+                <w:b w:val="0"/>
+                <w:color w:val="000000"/>
+                <w:sz w:val="17"/>
+              </w:rPr>
+              <w:t>Высоко</w:t>
+            </w:r>
+          </w:p>
+        </w:tc>
+      </w:tr>
+      <w:tr>
+        <w:trPr>
+          <w:cantSplit/>
+        </w:trPr>
+        <w:tc>
+          <w:tcPr>
+            <w:tcW w:type="dxa" w:w="2304"/>
+            <w:vAlign w:val="center"/>
+            <w:tcMar>
+              <w:top w:w="65" w:type="dxa"/>
+              <w:start w:w="90" w:type="dxa"/>
+              <w:bottom w:w="65" w:type="dxa"/>
+              <w:end w:w="90" w:type="dxa"/>
+            </w:tcMar>
+            <w:shd w:fill="EAF2F8"/>
+          </w:tcPr>
+          <w:p>
+            <w:pPr>
+              <w:spacing w:after="0" w:line="240" w:lineRule="auto"/>
+            </w:pPr>
+            <w:r>
+              <w:rPr>
+                <w:rFonts w:ascii="Times New Roman" w:hAnsi="Times New Roman" w:eastAsia="Times New Roman"/>
+                <w:b w:val="0"/>
+                <w:color w:val="000000"/>
+                <w:sz w:val="17"/>
+              </w:rPr>
+              <w:t>Цифровые ключи</w:t>
+            </w:r>
+          </w:p>
+        </w:tc>
+        <w:tc>
+          <w:tcPr>
+            <w:tcW w:type="dxa" w:w="6912"/>
+            <w:vAlign w:val="center"/>
+            <w:tcMar>
+              <w:top w:w="65" w:type="dxa"/>
+              <w:start w:w="90" w:type="dxa"/>
+              <w:bottom w:w="65" w:type="dxa"/>
+              <w:end w:w="90" w:type="dxa"/>
+            </w:tcMar>
+            <w:shd w:fill="EAF2F8"/>
+          </w:tcPr>
+          <w:p>
+            <w:pPr>
+              <w:spacing w:after="0" w:line="240" w:lineRule="auto"/>
+            </w:pPr>
+            <w:r>
+              <w:rPr>
+                <w:rFonts w:ascii="Times New Roman" w:hAnsi="Times New Roman" w:eastAsia="Times New Roman"/>
+                <w:b w:val="0"/>
+                <w:color w:val="000000"/>
+                <w:sz w:val="17"/>
+              </w:rPr>
+              <w:t>Невыданные и выданные лицензионные ключи</w:t>
+            </w:r>
+          </w:p>
+        </w:tc>
+        <w:tc>
+          <w:tcPr>
+            <w:tcW w:type="dxa" w:w="1440"/>
+            <w:vAlign w:val="center"/>
+            <w:tcMar>
+              <w:top w:w="65" w:type="dxa"/>
+              <w:start w:w="90" w:type="dxa"/>
+              <w:bottom w:w="65" w:type="dxa"/>
+              <w:end w:w="90" w:type="dxa"/>
+            </w:tcMar>
+            <w:shd w:fill="EAF2F8"/>
+          </w:tcPr>
+          <w:p>
+            <w:pPr>
+              <w:spacing w:after="0" w:line="240" w:lineRule="auto"/>
+            </w:pPr>
+            <w:r>
+              <w:rPr>
+                <w:rFonts w:ascii="Times New Roman" w:hAnsi="Times New Roman" w:eastAsia="Times New Roman"/>
+                <w:b w:val="0"/>
+                <w:color w:val="000000"/>
+                <w:sz w:val="17"/>
+              </w:rPr>
+              <w:t>Критично</w:t>
+            </w:r>
+          </w:p>
+        </w:tc>
+      </w:tr>
+      <w:tr>
+        <w:trPr>
+          <w:cantSplit/>
+        </w:trPr>
+        <w:tc>
+          <w:tcPr>
+            <w:tcW w:type="dxa" w:w="2304"/>
+            <w:vAlign w:val="center"/>
+            <w:tcMar>
+              <w:top w:w="65" w:type="dxa"/>
+              <w:start w:w="90" w:type="dxa"/>
+              <w:bottom w:w="65" w:type="dxa"/>
+              <w:end w:w="90" w:type="dxa"/>
+            </w:tcMar>
+          </w:tcPr>
+          <w:p>
+            <w:pPr>
+              <w:spacing w:after="0" w:line="240" w:lineRule="auto"/>
+            </w:pPr>
+            <w:r>
+              <w:rPr>
+                <w:rFonts w:ascii="Times New Roman" w:hAnsi="Times New Roman" w:eastAsia="Times New Roman"/>
+                <w:b w:val="0"/>
+                <w:color w:val="000000"/>
+                <w:sz w:val="17"/>
+              </w:rPr>
+              <w:t>Возвраты</w:t>
+            </w:r>
+          </w:p>
+        </w:tc>
+        <w:tc>
+          <w:tcPr>
+            <w:tcW w:type="dxa" w:w="6912"/>
+            <w:vAlign w:val="center"/>
+            <w:tcMar>
+              <w:top w:w="65" w:type="dxa"/>
+              <w:start w:w="90" w:type="dxa"/>
+              <w:bottom w:w="65" w:type="dxa"/>
+              <w:end w:w="90" w:type="dxa"/>
+            </w:tcMar>
+          </w:tcPr>
+          <w:p>
+            <w:pPr>
+              <w:spacing w:after="0" w:line="240" w:lineRule="auto"/>
+            </w:pPr>
+            <w:r>
+              <w:rPr>
+                <w:rFonts w:ascii="Times New Roman" w:hAnsi="Times New Roman" w:eastAsia="Times New Roman"/>
+                <w:b w:val="0"/>
+                <w:color w:val="000000"/>
+                <w:sz w:val="17"/>
+              </w:rPr>
+              <w:t>Причины, решения и статусы запросов</w:t>
+            </w:r>
+          </w:p>
+        </w:tc>
+        <w:tc>
+          <w:tcPr>
+            <w:tcW w:type="dxa" w:w="1440"/>
+            <w:vAlign w:val="center"/>
+            <w:tcMar>
+              <w:top w:w="65" w:type="dxa"/>
+              <w:start w:w="90" w:type="dxa"/>
+              <w:bottom w:w="65" w:type="dxa"/>
+              <w:end w:w="90" w:type="dxa"/>
+            </w:tcMar>
+          </w:tcPr>
+          <w:p>
+            <w:pPr>
+              <w:spacing w:after="0" w:line="240" w:lineRule="auto"/>
+            </w:pPr>
+            <w:r>
+              <w:rPr>
+                <w:rFonts w:ascii="Times New Roman" w:hAnsi="Times New Roman" w:eastAsia="Times New Roman"/>
+                <w:b w:val="0"/>
+                <w:color w:val="000000"/>
+                <w:sz w:val="17"/>
+              </w:rPr>
+              <w:t>Высоко</w:t>
+            </w:r>
+          </w:p>
+        </w:tc>
+      </w:tr>
+      <w:tr>
+        <w:trPr>
+          <w:cantSplit/>
+        </w:trPr>
+        <w:tc>
+          <w:tcPr>
+            <w:tcW w:type="dxa" w:w="2304"/>
+            <w:vAlign w:val="center"/>
+            <w:tcMar>
+              <w:top w:w="65" w:type="dxa"/>
+              <w:start w:w="90" w:type="dxa"/>
+              <w:bottom w:w="65" w:type="dxa"/>
+              <w:end w:w="90" w:type="dxa"/>
+            </w:tcMar>
+            <w:shd w:fill="EAF2F8"/>
+          </w:tcPr>
+          <w:p>
+            <w:pPr>
+              <w:spacing w:after="0" w:line="240" w:lineRule="auto"/>
+            </w:pPr>
+            <w:r>
+              <w:rPr>
+                <w:rFonts w:ascii="Times New Roman" w:hAnsi="Times New Roman" w:eastAsia="Times New Roman"/>
+                <w:b w:val="0"/>
+                <w:color w:val="000000"/>
+                <w:sz w:val="17"/>
+              </w:rPr>
+              <w:t>Административные данные</w:t>
+            </w:r>
+          </w:p>
+        </w:tc>
+        <w:tc>
+          <w:tcPr>
+            <w:tcW w:type="dxa" w:w="6912"/>
+            <w:vAlign w:val="center"/>
+            <w:tcMar>
+              <w:top w:w="65" w:type="dxa"/>
+              <w:start w:w="90" w:type="dxa"/>
+              <w:bottom w:w="65" w:type="dxa"/>
+              <w:end w:w="90" w:type="dxa"/>
+            </w:tcMar>
+            <w:shd w:fill="EAF2F8"/>
+          </w:tcPr>
+          <w:p>
+            <w:pPr>
+              <w:spacing w:after="0" w:line="240" w:lineRule="auto"/>
+            </w:pPr>
+            <w:r>
+              <w:rPr>
+                <w:rFonts w:ascii="Times New Roman" w:hAnsi="Times New Roman" w:eastAsia="Times New Roman"/>
+                <w:b w:val="0"/>
+                <w:color w:val="000000"/>
+                <w:sz w:val="17"/>
+              </w:rPr>
+              <w:t>Промокоды, партии ключей, отчеты и журнал действий</w:t>
+            </w:r>
+          </w:p>
+        </w:tc>
+        <w:tc>
+          <w:tcPr>
+            <w:tcW w:type="dxa" w:w="1440"/>
+            <w:vAlign w:val="center"/>
+            <w:tcMar>
+              <w:top w:w="65" w:type="dxa"/>
+              <w:start w:w="90" w:type="dxa"/>
+              <w:bottom w:w="65" w:type="dxa"/>
+              <w:end w:w="90" w:type="dxa"/>
+            </w:tcMar>
+            <w:shd w:fill="EAF2F8"/>
+          </w:tcPr>
+          <w:p>
+            <w:pPr>
+              <w:spacing w:after="0" w:line="240" w:lineRule="auto"/>
+            </w:pPr>
+            <w:r>
+              <w:rPr>
+                <w:rFonts w:ascii="Times New Roman" w:hAnsi="Times New Roman" w:eastAsia="Times New Roman"/>
+                <w:b w:val="0"/>
+                <w:color w:val="000000"/>
+                <w:sz w:val="17"/>
+              </w:rPr>
+              <w:t>Высоко</w:t>
+            </w:r>
+          </w:p>
+        </w:tc>
+      </w:tr>
+    </w:tbl>
+    <w:p>
+      <w:pPr>
+        <w:spacing w:after="0"/>
+      </w:pPr>
+    </w:p>
+    <w:p>
+      <w:pPr>
+        <w:pStyle w:val="Heading1"/>
+      </w:pPr>
+      <w:r>
+        <w:t>Угрозы и меры защиты</w:t>
+      </w:r>
+    </w:p>
+    <w:tbl>
+      <w:tblPr>
+        <w:tblW w:type="auto" w:w="0"/>
+        <w:jc w:val="center"/>
+        <w:tblLayout w:type="fixed"/>
+        <w:tblLook w:firstColumn="1" w:firstRow="1" w:lastColumn="0" w:lastRow="0" w:noHBand="0" w:noVBand="1" w:val="04A0"/>
+        <w:tblBorders>
+          <w:top w:val="single" w:sz="6" w:color="D9D9D9"/>
+          <w:left w:val="single" w:sz="6" w:color="D9D9D9"/>
+          <w:bottom w:val="single" w:sz="6" w:color="D9D9D9"/>
+          <w:right w:val="single" w:sz="6" w:color="D9D9D9"/>
+          <w:insideH w:val="single" w:sz="6" w:color="D9D9D9"/>
+          <w:insideV w:val="single" w:sz="6" w:color="D9D9D9"/>
+        </w:tblBorders>
+      </w:tblPr>
+      <w:tblGrid>
+        <w:gridCol w:w="2045"/>
+        <w:gridCol w:w="2045"/>
+        <w:gridCol w:w="2045"/>
+        <w:gridCol w:w="2045"/>
+        <w:gridCol w:w="2045"/>
+      </w:tblGrid>
+      <w:tr>
+        <w:trPr>
+          <w:cantSplit/>
+          <w:tblHeader w:val="true"/>
+        </w:trPr>
+        <w:tc>
+          <w:tcPr>
+            <w:tcW w:type="dxa" w:w="1872"/>
+            <w:vAlign w:val="center"/>
+            <w:tcMar>
+              <w:top w:w="65" w:type="dxa"/>
+              <w:start w:w="90" w:type="dxa"/>
+              <w:bottom w:w="65" w:type="dxa"/>
+              <w:end w:w="90" w:type="dxa"/>
+            </w:tcMar>
+            <w:shd w:fill="1F4E78"/>
+          </w:tcPr>
+          <w:p>
+            <w:pPr>
+              <w:spacing w:after="0" w:line="240" w:lineRule="auto"/>
+            </w:pPr>
+            <w:r>
+              <w:rPr>
+                <w:rFonts w:ascii="Times New Roman" w:hAnsi="Times New Roman" w:eastAsia="Times New Roman"/>
+                <w:b/>
+                <w:color w:val="FFFFFF"/>
+                <w:sz w:val="14"/>
+              </w:rPr>
+              <w:t>Угроза</w:t>
+            </w:r>
+          </w:p>
+        </w:tc>
+        <w:tc>
+          <w:tcPr>
+            <w:tcW w:type="dxa" w:w="2376"/>
+            <w:vAlign w:val="center"/>
+            <w:tcMar>
+              <w:top w:w="65" w:type="dxa"/>
+              <w:start w:w="90" w:type="dxa"/>
+              <w:bottom w:w="65" w:type="dxa"/>
+              <w:end w:w="90" w:type="dxa"/>
+            </w:tcMar>
+            <w:shd w:fill="1F4E78"/>
+          </w:tcPr>
+          <w:p>
+            <w:pPr>
+              <w:spacing w:after="0" w:line="240" w:lineRule="auto"/>
+            </w:pPr>
+            <w:r>
+              <w:rPr>
+                <w:rFonts w:ascii="Times New Roman" w:hAnsi="Times New Roman" w:eastAsia="Times New Roman"/>
+                <w:b/>
+                <w:color w:val="FFFFFF"/>
+                <w:sz w:val="14"/>
+              </w:rPr>
+              <w:t>Чем опасна</w:t>
+            </w:r>
+          </w:p>
+        </w:tc>
+        <w:tc>
+          <w:tcPr>
+            <w:tcW w:type="dxa" w:w="3816"/>
+            <w:vAlign w:val="center"/>
+            <w:tcMar>
+              <w:top w:w="65" w:type="dxa"/>
+              <w:start w:w="90" w:type="dxa"/>
+              <w:bottom w:w="65" w:type="dxa"/>
+              <w:end w:w="90" w:type="dxa"/>
+            </w:tcMar>
+            <w:shd w:fill="1F4E78"/>
+          </w:tcPr>
+          <w:p>
+            <w:pPr>
+              <w:spacing w:after="0" w:line="240" w:lineRule="auto"/>
+            </w:pPr>
+            <w:r>
+              <w:rPr>
+                <w:rFonts w:ascii="Times New Roman" w:hAnsi="Times New Roman" w:eastAsia="Times New Roman"/>
+                <w:b/>
+                <w:color w:val="FFFFFF"/>
+                <w:sz w:val="14"/>
+              </w:rPr>
+              <w:t>Мера защиты</w:t>
+            </w:r>
+          </w:p>
+        </w:tc>
+        <w:tc>
+          <w:tcPr>
+            <w:tcW w:type="dxa" w:w="1944"/>
+            <w:vAlign w:val="center"/>
+            <w:tcMar>
+              <w:top w:w="65" w:type="dxa"/>
+              <w:start w:w="90" w:type="dxa"/>
+              <w:bottom w:w="65" w:type="dxa"/>
+              <w:end w:w="90" w:type="dxa"/>
+            </w:tcMar>
+            <w:shd w:fill="1F4E78"/>
+          </w:tcPr>
+          <w:p>
+            <w:pPr>
+              <w:spacing w:after="0" w:line="240" w:lineRule="auto"/>
+            </w:pPr>
+            <w:r>
+              <w:rPr>
+                <w:rFonts w:ascii="Times New Roman" w:hAnsi="Times New Roman" w:eastAsia="Times New Roman"/>
+                <w:b/>
+                <w:color w:val="FFFFFF"/>
+                <w:sz w:val="14"/>
+              </w:rPr>
+              <w:t>Модуль</w:t>
+            </w:r>
+          </w:p>
+        </w:tc>
+        <w:tc>
+          <w:tcPr>
+            <w:tcW w:type="dxa" w:w="1080"/>
+            <w:vAlign w:val="center"/>
+            <w:tcMar>
+              <w:top w:w="65" w:type="dxa"/>
+              <w:start w:w="90" w:type="dxa"/>
+              <w:bottom w:w="65" w:type="dxa"/>
+              <w:end w:w="90" w:type="dxa"/>
+            </w:tcMar>
+            <w:shd w:fill="1F4E78"/>
+          </w:tcPr>
+          <w:p>
+            <w:pPr>
+              <w:spacing w:after="0" w:line="240" w:lineRule="auto"/>
+            </w:pPr>
+            <w:r>
+              <w:rPr>
+                <w:rFonts w:ascii="Times New Roman" w:hAnsi="Times New Roman" w:eastAsia="Times New Roman"/>
+                <w:b/>
+                <w:color w:val="FFFFFF"/>
+                <w:sz w:val="14"/>
+              </w:rPr>
+              <w:t>Требование</w:t>
+            </w:r>
+          </w:p>
+        </w:tc>
+      </w:tr>
+      <w:tr>
+        <w:trPr>
+          <w:cantSplit/>
+        </w:trPr>
+        <w:tc>
+          <w:tcPr>
+            <w:tcW w:type="dxa" w:w="1872"/>
+            <w:vAlign w:val="center"/>
+            <w:tcMar>
+              <w:top w:w="65" w:type="dxa"/>
+              <w:start w:w="90" w:type="dxa"/>
+              <w:bottom w:w="65" w:type="dxa"/>
+              <w:end w:w="90" w:type="dxa"/>
+            </w:tcMar>
+          </w:tcPr>
+          <w:p>
+            <w:pPr>
+              <w:spacing w:after="0" w:line="240" w:lineRule="auto"/>
+            </w:pPr>
+            <w:r>
+              <w:rPr>
+                <w:rFonts w:ascii="Times New Roman" w:hAnsi="Times New Roman" w:eastAsia="Times New Roman"/>
+                <w:b w:val="0"/>
+                <w:color w:val="000000"/>
+                <w:sz w:val="14"/>
+              </w:rPr>
+              <w:t>Утечка базы паролей</w:t>
+            </w:r>
+          </w:p>
+        </w:tc>
+        <w:tc>
+          <w:tcPr>
+            <w:tcW w:type="dxa" w:w="2376"/>
+            <w:vAlign w:val="center"/>
+            <w:tcMar>
+              <w:top w:w="65" w:type="dxa"/>
+              <w:start w:w="90" w:type="dxa"/>
+              <w:bottom w:w="65" w:type="dxa"/>
+              <w:end w:w="90" w:type="dxa"/>
+            </w:tcMar>
+          </w:tcPr>
+          <w:p>
+            <w:pPr>
+              <w:spacing w:after="0" w:line="240" w:lineRule="auto"/>
+            </w:pPr>
+            <w:r>
+              <w:rPr>
+                <w:rFonts w:ascii="Times New Roman" w:hAnsi="Times New Roman" w:eastAsia="Times New Roman"/>
+                <w:b w:val="0"/>
+                <w:color w:val="000000"/>
+                <w:sz w:val="14"/>
+              </w:rPr>
+              <w:t>Злоумышленник пытается восстановить пароли пользователей.</w:t>
+            </w:r>
+          </w:p>
+        </w:tc>
+        <w:tc>
+          <w:tcPr>
+            <w:tcW w:type="dxa" w:w="3816"/>
+            <w:vAlign w:val="center"/>
+            <w:tcMar>
+              <w:top w:w="65" w:type="dxa"/>
+              <w:start w:w="90" w:type="dxa"/>
+              <w:bottom w:w="65" w:type="dxa"/>
+              <w:end w:w="90" w:type="dxa"/>
+            </w:tcMar>
+          </w:tcPr>
+          <w:p>
+            <w:pPr>
+              <w:spacing w:after="0" w:line="240" w:lineRule="auto"/>
+            </w:pPr>
+            <w:r>
+              <w:rPr>
+                <w:rFonts w:ascii="Times New Roman" w:hAnsi="Times New Roman" w:eastAsia="Times New Roman"/>
+                <w:b w:val="0"/>
+                <w:color w:val="000000"/>
+                <w:sz w:val="14"/>
+              </w:rPr>
+              <w:t>Хранить пароль как Argon2id-хеш с уникальной солью; пароль никогда не записывать в журнал.</w:t>
+            </w:r>
+          </w:p>
+        </w:tc>
+        <w:tc>
+          <w:tcPr>
+            <w:tcW w:type="dxa" w:w="1944"/>
+            <w:vAlign w:val="center"/>
+            <w:tcMar>
+              <w:top w:w="65" w:type="dxa"/>
+              <w:start w:w="90" w:type="dxa"/>
+              <w:bottom w:w="65" w:type="dxa"/>
+              <w:end w:w="90" w:type="dxa"/>
+            </w:tcMar>
+          </w:tcPr>
+          <w:p>
+            <w:pPr>
+              <w:spacing w:after="0" w:line="240" w:lineRule="auto"/>
+            </w:pPr>
+            <w:r>
+              <w:rPr>
+                <w:rFonts w:ascii="Times New Roman" w:hAnsi="Times New Roman" w:eastAsia="Times New Roman"/>
+                <w:b w:val="0"/>
+                <w:color w:val="000000"/>
+                <w:sz w:val="14"/>
+              </w:rPr>
+              <w:t>Модуль авторизации, база данных</w:t>
+            </w:r>
+          </w:p>
+        </w:tc>
+        <w:tc>
+          <w:tcPr>
+            <w:tcW w:type="dxa" w:w="1080"/>
+            <w:vAlign w:val="center"/>
+            <w:tcMar>
+              <w:top w:w="65" w:type="dxa"/>
+              <w:start w:w="90" w:type="dxa"/>
+              <w:bottom w:w="65" w:type="dxa"/>
+              <w:end w:w="90" w:type="dxa"/>
+            </w:tcMar>
+          </w:tcPr>
+          <w:p>
+            <w:pPr>
+              <w:spacing w:after="0" w:line="240" w:lineRule="auto"/>
+            </w:pPr>
+            <w:r>
+              <w:rPr>
+                <w:rFonts w:ascii="Times New Roman" w:hAnsi="Times New Roman" w:eastAsia="Times New Roman"/>
+                <w:b w:val="0"/>
+                <w:color w:val="000000"/>
+                <w:sz w:val="14"/>
+              </w:rPr>
+              <w:t>NFR-04</w:t>
+            </w:r>
+          </w:p>
+        </w:tc>
+      </w:tr>
+      <w:tr>
+        <w:trPr>
+          <w:cantSplit/>
+        </w:trPr>
+        <w:tc>
+          <w:tcPr>
+            <w:tcW w:type="dxa" w:w="1872"/>
+            <w:vAlign w:val="center"/>
+            <w:tcMar>
+              <w:top w:w="65" w:type="dxa"/>
+              <w:start w:w="90" w:type="dxa"/>
+              <w:bottom w:w="65" w:type="dxa"/>
+              <w:end w:w="90" w:type="dxa"/>
+            </w:tcMar>
+            <w:shd w:fill="EAF2F8"/>
+          </w:tcPr>
+          <w:p>
+            <w:pPr>
+              <w:spacing w:after="0" w:line="240" w:lineRule="auto"/>
+            </w:pPr>
+            <w:r>
+              <w:rPr>
+                <w:rFonts w:ascii="Times New Roman" w:hAnsi="Times New Roman" w:eastAsia="Times New Roman"/>
+                <w:b w:val="0"/>
+                <w:color w:val="000000"/>
+                <w:sz w:val="14"/>
+              </w:rPr>
+              <w:t>Подбор пароля администратора</w:t>
+            </w:r>
+          </w:p>
+        </w:tc>
+        <w:tc>
+          <w:tcPr>
+            <w:tcW w:type="dxa" w:w="2376"/>
+            <w:vAlign w:val="center"/>
+            <w:tcMar>
+              <w:top w:w="65" w:type="dxa"/>
+              <w:start w:w="90" w:type="dxa"/>
+              <w:bottom w:w="65" w:type="dxa"/>
+              <w:end w:w="90" w:type="dxa"/>
+            </w:tcMar>
+            <w:shd w:fill="EAF2F8"/>
+          </w:tcPr>
+          <w:p>
+            <w:pPr>
+              <w:spacing w:after="0" w:line="240" w:lineRule="auto"/>
+            </w:pPr>
+            <w:r>
+              <w:rPr>
+                <w:rFonts w:ascii="Times New Roman" w:hAnsi="Times New Roman" w:eastAsia="Times New Roman"/>
+                <w:b w:val="0"/>
+                <w:color w:val="000000"/>
+                <w:sz w:val="14"/>
+              </w:rPr>
+              <w:t>Посторонний получает доступ к каталогу, ключам и отчетам.</w:t>
+            </w:r>
+          </w:p>
+        </w:tc>
+        <w:tc>
+          <w:tcPr>
+            <w:tcW w:type="dxa" w:w="3816"/>
+            <w:vAlign w:val="center"/>
+            <w:tcMar>
+              <w:top w:w="65" w:type="dxa"/>
+              <w:start w:w="90" w:type="dxa"/>
+              <w:bottom w:w="65" w:type="dxa"/>
+              <w:end w:w="90" w:type="dxa"/>
+            </w:tcMar>
+            <w:shd w:fill="EAF2F8"/>
+          </w:tcPr>
+          <w:p>
+            <w:pPr>
+              <w:spacing w:after="0" w:line="240" w:lineRule="auto"/>
+            </w:pPr>
+            <w:r>
+              <w:rPr>
+                <w:rFonts w:ascii="Times New Roman" w:hAnsi="Times New Roman" w:eastAsia="Times New Roman"/>
+                <w:b w:val="0"/>
+                <w:color w:val="000000"/>
+                <w:sz w:val="14"/>
+              </w:rPr>
+              <w:t>После 5 неудачных попыток за 10 минут блокировать вход на 15 минут и записывать событие.</w:t>
+            </w:r>
+          </w:p>
+        </w:tc>
+        <w:tc>
+          <w:tcPr>
+            <w:tcW w:type="dxa" w:w="1944"/>
+            <w:vAlign w:val="center"/>
+            <w:tcMar>
+              <w:top w:w="65" w:type="dxa"/>
+              <w:start w:w="90" w:type="dxa"/>
+              <w:bottom w:w="65" w:type="dxa"/>
+              <w:end w:w="90" w:type="dxa"/>
+            </w:tcMar>
+            <w:shd w:fill="EAF2F8"/>
+          </w:tcPr>
+          <w:p>
+            <w:pPr>
+              <w:spacing w:after="0" w:line="240" w:lineRule="auto"/>
+            </w:pPr>
+            <w:r>
+              <w:rPr>
+                <w:rFonts w:ascii="Times New Roman" w:hAnsi="Times New Roman" w:eastAsia="Times New Roman"/>
+                <w:b w:val="0"/>
+                <w:color w:val="000000"/>
+                <w:sz w:val="14"/>
+              </w:rPr>
+              <w:t>Модуль авторизации, логирование</w:t>
+            </w:r>
+          </w:p>
+        </w:tc>
+        <w:tc>
+          <w:tcPr>
+            <w:tcW w:type="dxa" w:w="1080"/>
+            <w:vAlign w:val="center"/>
+            <w:tcMar>
+              <w:top w:w="65" w:type="dxa"/>
+              <w:start w:w="90" w:type="dxa"/>
+              <w:bottom w:w="65" w:type="dxa"/>
+              <w:end w:w="90" w:type="dxa"/>
+            </w:tcMar>
+            <w:shd w:fill="EAF2F8"/>
+          </w:tcPr>
+          <w:p>
+            <w:pPr>
+              <w:spacing w:after="0" w:line="240" w:lineRule="auto"/>
+            </w:pPr>
+            <w:r>
+              <w:rPr>
+                <w:rFonts w:ascii="Times New Roman" w:hAnsi="Times New Roman" w:eastAsia="Times New Roman"/>
+                <w:b w:val="0"/>
+                <w:color w:val="000000"/>
+                <w:sz w:val="14"/>
+              </w:rPr>
+              <w:t>NFR-15</w:t>
+            </w:r>
+          </w:p>
+        </w:tc>
+      </w:tr>
+      <w:tr>
+        <w:trPr>
+          <w:cantSplit/>
+        </w:trPr>
+        <w:tc>
+          <w:tcPr>
+            <w:tcW w:type="dxa" w:w="1872"/>
+            <w:vAlign w:val="center"/>
+            <w:tcMar>
+              <w:top w:w="65" w:type="dxa"/>
+              <w:start w:w="90" w:type="dxa"/>
+              <w:bottom w:w="65" w:type="dxa"/>
+              <w:end w:w="90" w:type="dxa"/>
+            </w:tcMar>
+          </w:tcPr>
+          <w:p>
+            <w:pPr>
+              <w:spacing w:after="0" w:line="240" w:lineRule="auto"/>
+            </w:pPr>
+            <w:r>
+              <w:rPr>
+                <w:rFonts w:ascii="Times New Roman" w:hAnsi="Times New Roman" w:eastAsia="Times New Roman"/>
+                <w:b w:val="0"/>
+                <w:color w:val="000000"/>
+                <w:sz w:val="14"/>
+              </w:rPr>
+              <w:t>Доступ покупателя к чужому заказу или возврату</w:t>
+            </w:r>
+          </w:p>
+        </w:tc>
+        <w:tc>
+          <w:tcPr>
+            <w:tcW w:type="dxa" w:w="2376"/>
+            <w:vAlign w:val="center"/>
+            <w:tcMar>
+              <w:top w:w="65" w:type="dxa"/>
+              <w:start w:w="90" w:type="dxa"/>
+              <w:bottom w:w="65" w:type="dxa"/>
+              <w:end w:w="90" w:type="dxa"/>
+            </w:tcMar>
+          </w:tcPr>
+          <w:p>
+            <w:pPr>
+              <w:spacing w:after="0" w:line="240" w:lineRule="auto"/>
+            </w:pPr>
+            <w:r>
+              <w:rPr>
+                <w:rFonts w:ascii="Times New Roman" w:hAnsi="Times New Roman" w:eastAsia="Times New Roman"/>
+                <w:b w:val="0"/>
+                <w:color w:val="000000"/>
+                <w:sz w:val="14"/>
+              </w:rPr>
+              <w:t>Раскрываются персональные данные и цифровой ключ.</w:t>
+            </w:r>
+          </w:p>
+        </w:tc>
+        <w:tc>
+          <w:tcPr>
+            <w:tcW w:type="dxa" w:w="3816"/>
+            <w:vAlign w:val="center"/>
+            <w:tcMar>
+              <w:top w:w="65" w:type="dxa"/>
+              <w:start w:w="90" w:type="dxa"/>
+              <w:bottom w:w="65" w:type="dxa"/>
+              <w:end w:w="90" w:type="dxa"/>
+            </w:tcMar>
+          </w:tcPr>
+          <w:p>
+            <w:pPr>
+              <w:spacing w:after="0" w:line="240" w:lineRule="auto"/>
+            </w:pPr>
+            <w:r>
+              <w:rPr>
+                <w:rFonts w:ascii="Times New Roman" w:hAnsi="Times New Roman" w:eastAsia="Times New Roman"/>
+                <w:b w:val="0"/>
+                <w:color w:val="000000"/>
+                <w:sz w:val="14"/>
+              </w:rPr>
+              <w:t>На каждом серверном запросе проверять владельца объекта или разрешенную роль; иначе возвращать отказ.</w:t>
+            </w:r>
+          </w:p>
+        </w:tc>
+        <w:tc>
+          <w:tcPr>
+            <w:tcW w:type="dxa" w:w="1944"/>
+            <w:vAlign w:val="center"/>
+            <w:tcMar>
+              <w:top w:w="65" w:type="dxa"/>
+              <w:start w:w="90" w:type="dxa"/>
+              <w:bottom w:w="65" w:type="dxa"/>
+              <w:end w:w="90" w:type="dxa"/>
+            </w:tcMar>
+          </w:tcPr>
+          <w:p>
+            <w:pPr>
+              <w:spacing w:after="0" w:line="240" w:lineRule="auto"/>
+            </w:pPr>
+            <w:r>
+              <w:rPr>
+                <w:rFonts w:ascii="Times New Roman" w:hAnsi="Times New Roman" w:eastAsia="Times New Roman"/>
+                <w:b w:val="0"/>
+                <w:color w:val="000000"/>
+                <w:sz w:val="14"/>
+              </w:rPr>
+              <w:t>Backend API, заказы, возвраты</w:t>
+            </w:r>
+          </w:p>
+        </w:tc>
+        <w:tc>
+          <w:tcPr>
+            <w:tcW w:type="dxa" w:w="1080"/>
+            <w:vAlign w:val="center"/>
+            <w:tcMar>
+              <w:top w:w="65" w:type="dxa"/>
+              <w:start w:w="90" w:type="dxa"/>
+              <w:bottom w:w="65" w:type="dxa"/>
+              <w:end w:w="90" w:type="dxa"/>
+            </w:tcMar>
+          </w:tcPr>
+          <w:p>
+            <w:pPr>
+              <w:spacing w:after="0" w:line="240" w:lineRule="auto"/>
+            </w:pPr>
+            <w:r>
+              <w:rPr>
+                <w:rFonts w:ascii="Times New Roman" w:hAnsi="Times New Roman" w:eastAsia="Times New Roman"/>
+                <w:b w:val="0"/>
+                <w:color w:val="000000"/>
+                <w:sz w:val="14"/>
+              </w:rPr>
+              <w:t>NFR-16</w:t>
+            </w:r>
+          </w:p>
+        </w:tc>
+      </w:tr>
+      <w:tr>
+        <w:trPr>
+          <w:cantSplit/>
+        </w:trPr>
+        <w:tc>
+          <w:tcPr>
+            <w:tcW w:type="dxa" w:w="1872"/>
+            <w:vAlign w:val="center"/>
+            <w:tcMar>
+              <w:top w:w="65" w:type="dxa"/>
+              <w:start w:w="90" w:type="dxa"/>
+              <w:bottom w:w="65" w:type="dxa"/>
+              <w:end w:w="90" w:type="dxa"/>
+            </w:tcMar>
+            <w:shd w:fill="EAF2F8"/>
+          </w:tcPr>
+          <w:p>
+            <w:pPr>
+              <w:spacing w:after="0" w:line="240" w:lineRule="auto"/>
+            </w:pPr>
+            <w:r>
+              <w:rPr>
+                <w:rFonts w:ascii="Times New Roman" w:hAnsi="Times New Roman" w:eastAsia="Times New Roman"/>
+                <w:b w:val="0"/>
+                <w:color w:val="000000"/>
+                <w:sz w:val="14"/>
+              </w:rPr>
+              <w:t>Поддельный или повторный callback оплаты</w:t>
+            </w:r>
+          </w:p>
+        </w:tc>
+        <w:tc>
+          <w:tcPr>
+            <w:tcW w:type="dxa" w:w="2376"/>
+            <w:vAlign w:val="center"/>
+            <w:tcMar>
+              <w:top w:w="65" w:type="dxa"/>
+              <w:start w:w="90" w:type="dxa"/>
+              <w:bottom w:w="65" w:type="dxa"/>
+              <w:end w:w="90" w:type="dxa"/>
+            </w:tcMar>
+            <w:shd w:fill="EAF2F8"/>
+          </w:tcPr>
+          <w:p>
+            <w:pPr>
+              <w:spacing w:after="0" w:line="240" w:lineRule="auto"/>
+            </w:pPr>
+            <w:r>
+              <w:rPr>
+                <w:rFonts w:ascii="Times New Roman" w:hAnsi="Times New Roman" w:eastAsia="Times New Roman"/>
+                <w:b w:val="0"/>
+                <w:color w:val="000000"/>
+                <w:sz w:val="14"/>
+              </w:rPr>
+              <w:t>Неоплаченный заказ ошибочно получает статус оплаченного и ключ.</w:t>
+            </w:r>
+          </w:p>
+        </w:tc>
+        <w:tc>
+          <w:tcPr>
+            <w:tcW w:type="dxa" w:w="3816"/>
+            <w:vAlign w:val="center"/>
+            <w:tcMar>
+              <w:top w:w="65" w:type="dxa"/>
+              <w:start w:w="90" w:type="dxa"/>
+              <w:bottom w:w="65" w:type="dxa"/>
+              <w:end w:w="90" w:type="dxa"/>
+            </w:tcMar>
+            <w:shd w:fill="EAF2F8"/>
+          </w:tcPr>
+          <w:p>
+            <w:pPr>
+              <w:spacing w:after="0" w:line="240" w:lineRule="auto"/>
+            </w:pPr>
+            <w:r>
+              <w:rPr>
+                <w:rFonts w:ascii="Times New Roman" w:hAnsi="Times New Roman" w:eastAsia="Times New Roman"/>
+                <w:b w:val="0"/>
+                <w:color w:val="000000"/>
+                <w:sz w:val="14"/>
+              </w:rPr>
+              <w:t>Проверять подлинность уведомления ЮKassa и идемпотентность по идентификатору события.</w:t>
+            </w:r>
+          </w:p>
+        </w:tc>
+        <w:tc>
+          <w:tcPr>
+            <w:tcW w:type="dxa" w:w="1944"/>
+            <w:vAlign w:val="center"/>
+            <w:tcMar>
+              <w:top w:w="65" w:type="dxa"/>
+              <w:start w:w="90" w:type="dxa"/>
+              <w:bottom w:w="65" w:type="dxa"/>
+              <w:end w:w="90" w:type="dxa"/>
+            </w:tcMar>
+            <w:shd w:fill="EAF2F8"/>
+          </w:tcPr>
+          <w:p>
+            <w:pPr>
+              <w:spacing w:after="0" w:line="240" w:lineRule="auto"/>
+            </w:pPr>
+            <w:r>
+              <w:rPr>
+                <w:rFonts w:ascii="Times New Roman" w:hAnsi="Times New Roman" w:eastAsia="Times New Roman"/>
+                <w:b w:val="0"/>
+                <w:color w:val="000000"/>
+                <w:sz w:val="14"/>
+              </w:rPr>
+              <w:t>Модуль платежей</w:t>
+            </w:r>
+          </w:p>
+        </w:tc>
+        <w:tc>
+          <w:tcPr>
+            <w:tcW w:type="dxa" w:w="1080"/>
+            <w:vAlign w:val="center"/>
+            <w:tcMar>
+              <w:top w:w="65" w:type="dxa"/>
+              <w:start w:w="90" w:type="dxa"/>
+              <w:bottom w:w="65" w:type="dxa"/>
+              <w:end w:w="90" w:type="dxa"/>
+            </w:tcMar>
+            <w:shd w:fill="EAF2F8"/>
+          </w:tcPr>
+          <w:p>
+            <w:pPr>
+              <w:spacing w:after="0" w:line="240" w:lineRule="auto"/>
+            </w:pPr>
+            <w:r>
+              <w:rPr>
+                <w:rFonts w:ascii="Times New Roman" w:hAnsi="Times New Roman" w:eastAsia="Times New Roman"/>
+                <w:b w:val="0"/>
+                <w:color w:val="000000"/>
+                <w:sz w:val="14"/>
+              </w:rPr>
+              <w:t>NFR-17</w:t>
+            </w:r>
+          </w:p>
+        </w:tc>
+      </w:tr>
+      <w:tr>
+        <w:trPr>
+          <w:cantSplit/>
+        </w:trPr>
+        <w:tc>
+          <w:tcPr>
+            <w:tcW w:type="dxa" w:w="1872"/>
+            <w:vAlign w:val="center"/>
+            <w:tcMar>
+              <w:top w:w="65" w:type="dxa"/>
+              <w:start w:w="90" w:type="dxa"/>
+              <w:bottom w:w="65" w:type="dxa"/>
+              <w:end w:w="90" w:type="dxa"/>
+            </w:tcMar>
+          </w:tcPr>
+          <w:p>
+            <w:pPr>
+              <w:spacing w:after="0" w:line="240" w:lineRule="auto"/>
+            </w:pPr>
+            <w:r>
+              <w:rPr>
+                <w:rFonts w:ascii="Times New Roman" w:hAnsi="Times New Roman" w:eastAsia="Times New Roman"/>
+                <w:b w:val="0"/>
+                <w:color w:val="000000"/>
+                <w:sz w:val="14"/>
+              </w:rPr>
+              <w:t>Перехват данных или избыточный доступ к базе</w:t>
+            </w:r>
+          </w:p>
+        </w:tc>
+        <w:tc>
+          <w:tcPr>
+            <w:tcW w:type="dxa" w:w="2376"/>
+            <w:vAlign w:val="center"/>
+            <w:tcMar>
+              <w:top w:w="65" w:type="dxa"/>
+              <w:start w:w="90" w:type="dxa"/>
+              <w:bottom w:w="65" w:type="dxa"/>
+              <w:end w:w="90" w:type="dxa"/>
+            </w:tcMar>
+          </w:tcPr>
+          <w:p>
+            <w:pPr>
+              <w:spacing w:after="0" w:line="240" w:lineRule="auto"/>
+            </w:pPr>
+            <w:r>
+              <w:rPr>
+                <w:rFonts w:ascii="Times New Roman" w:hAnsi="Times New Roman" w:eastAsia="Times New Roman"/>
+                <w:b w:val="0"/>
+                <w:color w:val="000000"/>
+                <w:sz w:val="14"/>
+              </w:rPr>
+              <w:t>Утекают email, заказы, возвраты и служебные данные.</w:t>
+            </w:r>
+          </w:p>
+        </w:tc>
+        <w:tc>
+          <w:tcPr>
+            <w:tcW w:type="dxa" w:w="3816"/>
+            <w:vAlign w:val="center"/>
+            <w:tcMar>
+              <w:top w:w="65" w:type="dxa"/>
+              <w:start w:w="90" w:type="dxa"/>
+              <w:bottom w:w="65" w:type="dxa"/>
+              <w:end w:w="90" w:type="dxa"/>
+            </w:tcMar>
+          </w:tcPr>
+          <w:p>
+            <w:pPr>
+              <w:spacing w:after="0" w:line="240" w:lineRule="auto"/>
+            </w:pPr>
+            <w:r>
+              <w:rPr>
+                <w:rFonts w:ascii="Times New Roman" w:hAnsi="Times New Roman" w:eastAsia="Times New Roman"/>
+                <w:b w:val="0"/>
+                <w:color w:val="000000"/>
+                <w:sz w:val="14"/>
+              </w:rPr>
+              <w:t>Использовать TLS 1.2 или выше и доступ к рабочей базе по принципу минимальных привилегий.</w:t>
+            </w:r>
+          </w:p>
+        </w:tc>
+        <w:tc>
+          <w:tcPr>
+            <w:tcW w:type="dxa" w:w="1944"/>
+            <w:vAlign w:val="center"/>
+            <w:tcMar>
+              <w:top w:w="65" w:type="dxa"/>
+              <w:start w:w="90" w:type="dxa"/>
+              <w:bottom w:w="65" w:type="dxa"/>
+              <w:end w:w="90" w:type="dxa"/>
+            </w:tcMar>
+          </w:tcPr>
+          <w:p>
+            <w:pPr>
+              <w:spacing w:after="0" w:line="240" w:lineRule="auto"/>
+            </w:pPr>
+            <w:r>
+              <w:rPr>
+                <w:rFonts w:ascii="Times New Roman" w:hAnsi="Times New Roman" w:eastAsia="Times New Roman"/>
+                <w:b w:val="0"/>
+                <w:color w:val="000000"/>
+                <w:sz w:val="14"/>
+              </w:rPr>
+              <w:t>Веб-интерфейс, Backend API, база данных</w:t>
+            </w:r>
+          </w:p>
+        </w:tc>
+        <w:tc>
+          <w:tcPr>
+            <w:tcW w:type="dxa" w:w="1080"/>
+            <w:vAlign w:val="center"/>
+            <w:tcMar>
+              <w:top w:w="65" w:type="dxa"/>
+              <w:start w:w="90" w:type="dxa"/>
+              <w:bottom w:w="65" w:type="dxa"/>
+              <w:end w:w="90" w:type="dxa"/>
+            </w:tcMar>
+          </w:tcPr>
+          <w:p>
+            <w:pPr>
+              <w:spacing w:after="0" w:line="240" w:lineRule="auto"/>
+            </w:pPr>
+            <w:r>
+              <w:rPr>
+                <w:rFonts w:ascii="Times New Roman" w:hAnsi="Times New Roman" w:eastAsia="Times New Roman"/>
+                <w:b w:val="0"/>
+                <w:color w:val="000000"/>
+                <w:sz w:val="14"/>
+              </w:rPr>
+              <w:t>NFR-18</w:t>
+            </w:r>
+          </w:p>
+        </w:tc>
+      </w:tr>
+      <w:tr>
+        <w:trPr>
+          <w:cantSplit/>
+        </w:trPr>
+        <w:tc>
+          <w:tcPr>
+            <w:tcW w:type="dxa" w:w="1872"/>
+            <w:vAlign w:val="center"/>
+            <w:tcMar>
+              <w:top w:w="65" w:type="dxa"/>
+              <w:start w:w="90" w:type="dxa"/>
+              <w:bottom w:w="65" w:type="dxa"/>
+              <w:end w:w="90" w:type="dxa"/>
+            </w:tcMar>
+            <w:shd w:fill="EAF2F8"/>
+          </w:tcPr>
+          <w:p>
+            <w:pPr>
+              <w:spacing w:after="0" w:line="240" w:lineRule="auto"/>
+            </w:pPr>
+            <w:r>
+              <w:rPr>
+                <w:rFonts w:ascii="Times New Roman" w:hAnsi="Times New Roman" w:eastAsia="Times New Roman"/>
+                <w:b w:val="0"/>
+                <w:color w:val="000000"/>
+                <w:sz w:val="14"/>
+              </w:rPr>
+              <w:t>Повреждение или удаление базы</w:t>
+            </w:r>
+          </w:p>
+        </w:tc>
+        <w:tc>
+          <w:tcPr>
+            <w:tcW w:type="dxa" w:w="2376"/>
+            <w:vAlign w:val="center"/>
+            <w:tcMar>
+              <w:top w:w="65" w:type="dxa"/>
+              <w:start w:w="90" w:type="dxa"/>
+              <w:bottom w:w="65" w:type="dxa"/>
+              <w:end w:w="90" w:type="dxa"/>
+            </w:tcMar>
+            <w:shd w:fill="EAF2F8"/>
+          </w:tcPr>
+          <w:p>
+            <w:pPr>
+              <w:spacing w:after="0" w:line="240" w:lineRule="auto"/>
+            </w:pPr>
+            <w:r>
+              <w:rPr>
+                <w:rFonts w:ascii="Times New Roman" w:hAnsi="Times New Roman" w:eastAsia="Times New Roman"/>
+                <w:b w:val="0"/>
+                <w:color w:val="000000"/>
+                <w:sz w:val="14"/>
+              </w:rPr>
+              <w:t>Магазин теряет историю заказов, платежей и возвратов.</w:t>
+            </w:r>
+          </w:p>
+        </w:tc>
+        <w:tc>
+          <w:tcPr>
+            <w:tcW w:type="dxa" w:w="3816"/>
+            <w:vAlign w:val="center"/>
+            <w:tcMar>
+              <w:top w:w="65" w:type="dxa"/>
+              <w:start w:w="90" w:type="dxa"/>
+              <w:bottom w:w="65" w:type="dxa"/>
+              <w:end w:w="90" w:type="dxa"/>
+            </w:tcMar>
+            <w:shd w:fill="EAF2F8"/>
+          </w:tcPr>
+          <w:p>
+            <w:pPr>
+              <w:spacing w:after="0" w:line="240" w:lineRule="auto"/>
+            </w:pPr>
+            <w:r>
+              <w:rPr>
+                <w:rFonts w:ascii="Times New Roman" w:hAnsi="Times New Roman" w:eastAsia="Times New Roman"/>
+                <w:b w:val="0"/>
+                <w:color w:val="000000"/>
+                <w:sz w:val="14"/>
+              </w:rPr>
+              <w:t>Делать ежедневные зашифрованные копии, хранить 30 дней и ежемесячно проверять восстановление.</w:t>
+            </w:r>
+          </w:p>
+        </w:tc>
+        <w:tc>
+          <w:tcPr>
+            <w:tcW w:type="dxa" w:w="1944"/>
+            <w:vAlign w:val="center"/>
+            <w:tcMar>
+              <w:top w:w="65" w:type="dxa"/>
+              <w:start w:w="90" w:type="dxa"/>
+              <w:bottom w:w="65" w:type="dxa"/>
+              <w:end w:w="90" w:type="dxa"/>
+            </w:tcMar>
+            <w:shd w:fill="EAF2F8"/>
+          </w:tcPr>
+          <w:p>
+            <w:pPr>
+              <w:spacing w:after="0" w:line="240" w:lineRule="auto"/>
+            </w:pPr>
+            <w:r>
+              <w:rPr>
+                <w:rFonts w:ascii="Times New Roman" w:hAnsi="Times New Roman" w:eastAsia="Times New Roman"/>
+                <w:b w:val="0"/>
+                <w:color w:val="000000"/>
+                <w:sz w:val="14"/>
+              </w:rPr>
+              <w:t>База данных, модуль резервного копирования</w:t>
+            </w:r>
+          </w:p>
+        </w:tc>
+        <w:tc>
+          <w:tcPr>
+            <w:tcW w:type="dxa" w:w="1080"/>
+            <w:vAlign w:val="center"/>
+            <w:tcMar>
+              <w:top w:w="65" w:type="dxa"/>
+              <w:start w:w="90" w:type="dxa"/>
+              <w:bottom w:w="65" w:type="dxa"/>
+              <w:end w:w="90" w:type="dxa"/>
+            </w:tcMar>
+            <w:shd w:fill="EAF2F8"/>
+          </w:tcPr>
+          <w:p>
+            <w:pPr>
+              <w:spacing w:after="0" w:line="240" w:lineRule="auto"/>
+            </w:pPr>
+            <w:r>
+              <w:rPr>
+                <w:rFonts w:ascii="Times New Roman" w:hAnsi="Times New Roman" w:eastAsia="Times New Roman"/>
+                <w:b w:val="0"/>
+                <w:color w:val="000000"/>
+                <w:sz w:val="14"/>
+              </w:rPr>
+              <w:t>NFR-19</w:t>
+            </w:r>
+          </w:p>
+        </w:tc>
+      </w:tr>
+      <w:tr>
+        <w:trPr>
+          <w:cantSplit/>
+        </w:trPr>
+        <w:tc>
+          <w:tcPr>
+            <w:tcW w:type="dxa" w:w="1872"/>
+            <w:vAlign w:val="center"/>
+            <w:tcMar>
+              <w:top w:w="65" w:type="dxa"/>
+              <w:start w:w="90" w:type="dxa"/>
+              <w:bottom w:w="65" w:type="dxa"/>
+              <w:end w:w="90" w:type="dxa"/>
+            </w:tcMar>
+          </w:tcPr>
+          <w:p>
+            <w:pPr>
+              <w:spacing w:after="0" w:line="240" w:lineRule="auto"/>
+            </w:pPr>
+            <w:r>
+              <w:rPr>
+                <w:rFonts w:ascii="Times New Roman" w:hAnsi="Times New Roman" w:eastAsia="Times New Roman"/>
+                <w:b w:val="0"/>
+                <w:color w:val="000000"/>
+                <w:sz w:val="14"/>
+              </w:rPr>
+              <w:t>Утечка цифровых ключей</w:t>
+            </w:r>
+          </w:p>
+        </w:tc>
+        <w:tc>
+          <w:tcPr>
+            <w:tcW w:type="dxa" w:w="2376"/>
+            <w:vAlign w:val="center"/>
+            <w:tcMar>
+              <w:top w:w="65" w:type="dxa"/>
+              <w:start w:w="90" w:type="dxa"/>
+              <w:bottom w:w="65" w:type="dxa"/>
+              <w:end w:w="90" w:type="dxa"/>
+            </w:tcMar>
+          </w:tcPr>
+          <w:p>
+            <w:pPr>
+              <w:spacing w:after="0" w:line="240" w:lineRule="auto"/>
+            </w:pPr>
+            <w:r>
+              <w:rPr>
+                <w:rFonts w:ascii="Times New Roman" w:hAnsi="Times New Roman" w:eastAsia="Times New Roman"/>
+                <w:b w:val="0"/>
+                <w:color w:val="000000"/>
+                <w:sz w:val="14"/>
+              </w:rPr>
+              <w:t>Ключи активируют посторонние, магазин несет финансовые потери.</w:t>
+            </w:r>
+          </w:p>
+        </w:tc>
+        <w:tc>
+          <w:tcPr>
+            <w:tcW w:type="dxa" w:w="3816"/>
+            <w:vAlign w:val="center"/>
+            <w:tcMar>
+              <w:top w:w="65" w:type="dxa"/>
+              <w:start w:w="90" w:type="dxa"/>
+              <w:bottom w:w="65" w:type="dxa"/>
+              <w:end w:w="90" w:type="dxa"/>
+            </w:tcMar>
+          </w:tcPr>
+          <w:p>
+            <w:pPr>
+              <w:spacing w:after="0" w:line="240" w:lineRule="auto"/>
+            </w:pPr>
+            <w:r>
+              <w:rPr>
+                <w:rFonts w:ascii="Times New Roman" w:hAnsi="Times New Roman" w:eastAsia="Times New Roman"/>
+                <w:b w:val="0"/>
+                <w:color w:val="000000"/>
+                <w:sz w:val="14"/>
+              </w:rPr>
+              <w:t>Шифровать ключи при хранении и раскрывать только владельцу оплаченного заказа.</w:t>
+            </w:r>
+          </w:p>
+        </w:tc>
+        <w:tc>
+          <w:tcPr>
+            <w:tcW w:type="dxa" w:w="1944"/>
+            <w:vAlign w:val="center"/>
+            <w:tcMar>
+              <w:top w:w="65" w:type="dxa"/>
+              <w:start w:w="90" w:type="dxa"/>
+              <w:bottom w:w="65" w:type="dxa"/>
+              <w:end w:w="90" w:type="dxa"/>
+            </w:tcMar>
+          </w:tcPr>
+          <w:p>
+            <w:pPr>
+              <w:spacing w:after="0" w:line="240" w:lineRule="auto"/>
+            </w:pPr>
+            <w:r>
+              <w:rPr>
+                <w:rFonts w:ascii="Times New Roman" w:hAnsi="Times New Roman" w:eastAsia="Times New Roman"/>
+                <w:b w:val="0"/>
+                <w:color w:val="000000"/>
+                <w:sz w:val="14"/>
+              </w:rPr>
+              <w:t>Модуль цифровых ключей, база данных</w:t>
+            </w:r>
+          </w:p>
+        </w:tc>
+        <w:tc>
+          <w:tcPr>
+            <w:tcW w:type="dxa" w:w="1080"/>
+            <w:vAlign w:val="center"/>
+            <w:tcMar>
+              <w:top w:w="65" w:type="dxa"/>
+              <w:start w:w="90" w:type="dxa"/>
+              <w:bottom w:w="65" w:type="dxa"/>
+              <w:end w:w="90" w:type="dxa"/>
+            </w:tcMar>
+          </w:tcPr>
+          <w:p>
+            <w:pPr>
+              <w:spacing w:after="0" w:line="240" w:lineRule="auto"/>
+            </w:pPr>
+            <w:r>
+              <w:rPr>
+                <w:rFonts w:ascii="Times New Roman" w:hAnsi="Times New Roman" w:eastAsia="Times New Roman"/>
+                <w:b w:val="0"/>
+                <w:color w:val="000000"/>
+                <w:sz w:val="14"/>
+              </w:rPr>
+              <w:t>NFR-05</w:t>
+            </w:r>
+          </w:p>
+        </w:tc>
+      </w:tr>
+    </w:tbl>
+    <w:p>
+      <w:pPr>
+        <w:spacing w:after="0"/>
+      </w:pPr>
+    </w:p>
+    <w:p>
+      <w:pPr>
+        <w:pStyle w:val="Heading1"/>
+      </w:pPr>
+      <w:r>
+        <w:t>Вывод</w:t>
+      </w:r>
+    </w:p>
+    <w:p>
+      <w:pPr>
+        <w:jc w:val="both"/>
+      </w:pPr>
+      <w:r>
+        <w:rPr>
+          <w:rFonts w:ascii="Times New Roman" w:hAnsi="Times New Roman" w:eastAsia="Times New Roman"/>
+          <w:color w:val="000000"/>
+          <w:sz w:val="22"/>
+        </w:rPr>
+        <w:t>Меры защиты распределены между авторизацией, Backend API, платежами, цифровыми ключами, базой данных и резервным копированием. Для мер, которых не было в исходных материалах, добавлены NFR-15-NFR-19; существующее NFR-05 уточнено для шифрованного хранения ключей. Благодаря этому каждую меру можно связать с архитектурным модулем и проверить отдельным тестом.</w:t>
+      </w:r>
+    </w:p>
     <w:sectPr>
       <w:pgSz w:w="12240" w:h="15840"/>
       <w:pgMar w:top="1008" w:right="1008" w:bottom="1008" w:left="1008" w:header="720" w:footer="720" w:gutter="0"/>
